--- a/lab4-screenshots.docx
+++ b/lab4-screenshots.docx
@@ -7,7 +7,7 @@
         <w:pStyle w:val="a3"/>
       </w:pPr>
       <w:r>
-        <w:t>Лабораторная работа №3</w:t>
+        <w:t>Лабораторная работа №4</w:t>
       </w:r>
     </w:p>
     <w:p>
@@ -37,20 +37,22 @@
           <w:b/>
           <w:bCs/>
         </w:rPr>
-        <w:t>Порядок показа — скриншоты 1-17</w:t>
+        <w:t>Порядок показа — скриншоты 1-9</w:t>
       </w:r>
     </w:p>
     <w:p>
       <w:pPr>
         <w:pStyle w:val="2"/>
-      </w:pPr>
-      <w:r>
-        <w:t>Postman</w:t>
+        <w:keepNext/>
+      </w:pPr>
+      <w:r>
+        <w:t>Swagger</w:t>
       </w:r>
     </w:p>
     <w:p>
       <w:pPr>
         <w:pStyle w:val="3"/>
+        <w:keepNext/>
       </w:pPr>
       <w:r>
         <w:t>Скриншот 1</w:t>
@@ -58,37 +60,14 @@
     </w:p>
     <w:p>
       <w:pPr>
+        <w:keepNext/>
         <w:spacing w:after="100"/>
-        <w:rPr>
-          <w:lang w:val="en-US"/>
-        </w:rPr>
-      </w:pPr>
-      <w:r>
-        <w:t>Коллекция</w:t>
-      </w:r>
-      <w:r>
-        <w:rPr>
-          <w:lang w:val="en-US"/>
-        </w:rPr>
-        <w:t xml:space="preserve"> «PC Power Calc — </w:t>
-      </w:r>
-      <w:r>
-        <w:t>ЛР</w:t>
-      </w:r>
-      <w:r>
-        <w:rPr>
-          <w:lang w:val="en-US"/>
-        </w:rPr>
-        <w:t xml:space="preserve">3 API» </w:t>
-      </w:r>
-      <w:r>
-        <w:t>в</w:t>
-      </w:r>
-      <w:r>
-        <w:rPr>
-          <w:lang w:val="en-US"/>
-        </w:rPr>
-        <w:t xml:space="preserve"> Postman (01–10).</w:t>
+      </w:pPr>
+      <w:r>
+        <w:t>Swagger в режиме инкогнито: POST /api/users/login — аутентификация пользователя builder_ivan. Ответ 200 с id и login, сессия создана в Redis. Кука session_id приходит в заголовке Set-Cookie: браузер сохраняет её сам и не отдаёт скриптам</w:t>
+      </w:r>
+      <w:r>
+        <w:t>.</w:t>
       </w:r>
     </w:p>
     <w:p>
@@ -97,11 +76,14 @@
         <w:jc w:val="center"/>
       </w:pPr>
       <w:r>
+        <w:rPr>
+          <w:noProof/>
+        </w:rPr>
         <w:drawing>
-          <wp:inline distT="0" distB="0" distL="0" distR="0" wp14:anchorId="033F36C1" wp14:editId="2B244BAD">
-            <wp:extent cx="4525006" cy="3134162"/>
-            <wp:effectExtent l="0" t="0" r="9525" b="9525"/>
-            <wp:docPr id="785445164" name="Рисунок 1"/>
+          <wp:inline distT="0" distB="0" distL="0" distR="0" wp14:anchorId="6E990DE0" wp14:editId="00B639B9">
+            <wp:extent cx="6120130" cy="2263993"/>
+            <wp:effectExtent l="0" t="0" r="0" b="0"/>
+            <wp:docPr id="1001" name="Скриншот 1"/>
             <wp:cNvGraphicFramePr>
               <a:graphicFrameLocks xmlns:a="http://schemas.openxmlformats.org/drawingml/2006/main" noChangeAspect="1"/>
             </wp:cNvGraphicFramePr>
@@ -109,7 +91,7 @@
               <a:graphicData uri="http://schemas.openxmlformats.org/drawingml/2006/picture">
                 <pic:pic xmlns:pic="http://schemas.openxmlformats.org/drawingml/2006/picture">
                   <pic:nvPicPr>
-                    <pic:cNvPr id="785445164" name=""/>
+                    <pic:cNvPr id="1001" name="Скриншот 1"/>
                     <pic:cNvPicPr/>
                   </pic:nvPicPr>
                   <pic:blipFill>
@@ -121,11 +103,16 @@
                   <pic:spPr>
                     <a:xfrm>
                       <a:off x="0" y="0"/>
-                      <a:ext cx="4525006" cy="3134162"/>
+                      <a:ext cx="6120130" cy="2263993"/>
                     </a:xfrm>
                     <a:prstGeom prst="rect">
                       <a:avLst/>
                     </a:prstGeom>
+                    <a:ln w="6350">
+                      <a:solidFill>
+                        <a:srgbClr val="BFBFBF"/>
+                      </a:solidFill>
+                    </a:ln>
                   </pic:spPr>
                 </pic:pic>
               </a:graphicData>
@@ -137,6 +124,7 @@
     <w:p>
       <w:pPr>
         <w:pStyle w:val="3"/>
+        <w:keepNext/>
       </w:pPr>
       <w:r>
         <w:t>Скриншот 2</w:t>
@@ -144,10 +132,11 @@
     </w:p>
     <w:p>
       <w:pPr>
+        <w:keepNext/>
         <w:spacing w:after="100"/>
       </w:pPr>
       <w:r>
-        <w:t>GET /api/power_components?max_power=300 — список опубликованных компонентов с фильтрацией по мощности. У каждого компонента поля likes_count и is_mine (0/1).</w:t>
+        <w:t>Swagger: GET /api/power_components?max_power=200 — получение списка услуг (компонентов ПК) с фильтром по мощности. После входа браузер сам отправляет куку сессии, поэтому у своих компонентов is_mine = 1.</w:t>
       </w:r>
     </w:p>
     <w:p>
@@ -159,12 +148,11 @@
         <w:rPr>
           <w:noProof/>
         </w:rPr>
-        <w:lastRenderedPageBreak/>
         <w:drawing>
-          <wp:inline distT="0" distB="0" distL="0" distR="0" wp14:anchorId="389B0F8E" wp14:editId="521B5247">
-            <wp:extent cx="6120130" cy="3477260"/>
-            <wp:effectExtent l="0" t="0" r="0" b="8890"/>
-            <wp:docPr id="1916809459" name="Рисунок 1"/>
+          <wp:inline distT="0" distB="0" distL="0" distR="0" wp14:anchorId="69D11EAF" wp14:editId="16930D6C">
+            <wp:extent cx="6120130" cy="3457680"/>
+            <wp:effectExtent l="0" t="0" r="0" b="0"/>
+            <wp:docPr id="1002" name="Скриншот 2"/>
             <wp:cNvGraphicFramePr>
               <a:graphicFrameLocks xmlns:a="http://schemas.openxmlformats.org/drawingml/2006/main" noChangeAspect="1"/>
             </wp:cNvGraphicFramePr>
@@ -172,7 +160,7 @@
               <a:graphicData uri="http://schemas.openxmlformats.org/drawingml/2006/picture">
                 <pic:pic xmlns:pic="http://schemas.openxmlformats.org/drawingml/2006/picture">
                   <pic:nvPicPr>
-                    <pic:cNvPr id="1916809459" name=""/>
+                    <pic:cNvPr id="1002" name="Скриншот 2"/>
                     <pic:cNvPicPr/>
                   </pic:nvPicPr>
                   <pic:blipFill>
@@ -184,11 +172,16 @@
                   <pic:spPr>
                     <a:xfrm>
                       <a:off x="0" y="0"/>
-                      <a:ext cx="6120130" cy="3477260"/>
+                      <a:ext cx="6120130" cy="3457680"/>
                     </a:xfrm>
                     <a:prstGeom prst="rect">
                       <a:avLst/>
                     </a:prstGeom>
+                    <a:ln w="6350">
+                      <a:solidFill>
+                        <a:srgbClr val="BFBFBF"/>
+                      </a:solidFill>
+                    </a:ln>
                   </pic:spPr>
                 </pic:pic>
               </a:graphicData>
@@ -200,17 +193,20 @@
     <w:p>
       <w:pPr>
         <w:pStyle w:val="3"/>
-      </w:pPr>
-      <w:r>
+        <w:keepNext/>
+      </w:pPr>
+      <w:r>
+        <w:lastRenderedPageBreak/>
         <w:t>Скриншот 3</w:t>
       </w:r>
     </w:p>
     <w:p>
       <w:pPr>
+        <w:keepNext/>
         <w:spacing w:after="100"/>
       </w:pPr>
       <w:r>
-        <w:t>POST /api/power_components — добавление нового компонента с картинкой и видео (form-data: title, image, video). Файлы сохранены в MinIO, ссылки — в image_url и video_url.</w:t>
+        <w:t>Браузер, вкладка Application → Cookies → http://127.0.0.1:8000: кука session_id, выданная при аутентификации. Её значение используется в Postman в заголовке Cookie.</w:t>
       </w:r>
     </w:p>
     <w:p>
@@ -223,10 +219,10 @@
           <w:noProof/>
         </w:rPr>
         <w:drawing>
-          <wp:inline distT="0" distB="0" distL="0" distR="0" wp14:anchorId="04250979" wp14:editId="4CFB6C10">
-            <wp:extent cx="6120130" cy="2980690"/>
+          <wp:inline distT="0" distB="0" distL="0" distR="0" wp14:anchorId="2276B21E" wp14:editId="3E9BE01F">
+            <wp:extent cx="6120130" cy="4372972"/>
             <wp:effectExtent l="0" t="0" r="0" b="0"/>
-            <wp:docPr id="87419447" name="Рисунок 1"/>
+            <wp:docPr id="1003" name="Скриншот 3"/>
             <wp:cNvGraphicFramePr>
               <a:graphicFrameLocks xmlns:a="http://schemas.openxmlformats.org/drawingml/2006/main" noChangeAspect="1"/>
             </wp:cNvGraphicFramePr>
@@ -234,7 +230,7 @@
               <a:graphicData uri="http://schemas.openxmlformats.org/drawingml/2006/picture">
                 <pic:pic xmlns:pic="http://schemas.openxmlformats.org/drawingml/2006/picture">
                   <pic:nvPicPr>
-                    <pic:cNvPr id="87419447" name=""/>
+                    <pic:cNvPr id="1003" name="Скриншот 3"/>
                     <pic:cNvPicPr/>
                   </pic:nvPicPr>
                   <pic:blipFill>
@@ -246,11 +242,16 @@
                   <pic:spPr>
                     <a:xfrm>
                       <a:off x="0" y="0"/>
-                      <a:ext cx="6120130" cy="2980690"/>
+                      <a:ext cx="6120130" cy="4372972"/>
                     </a:xfrm>
                     <a:prstGeom prst="rect">
                       <a:avLst/>
                     </a:prstGeom>
+                    <a:ln w="6350">
+                      <a:solidFill>
+                        <a:srgbClr val="BFBFBF"/>
+                      </a:solidFill>
+                    </a:ln>
                   </pic:spPr>
                 </pic:pic>
               </a:graphicData>
@@ -261,7 +262,18 @@
     </w:p>
     <w:p>
       <w:pPr>
+        <w:pStyle w:val="2"/>
+        <w:keepNext/>
+      </w:pPr>
+      <w:r>
+        <w:lastRenderedPageBreak/>
+        <w:t>Postman</w:t>
+      </w:r>
+    </w:p>
+    <w:p>
+      <w:pPr>
         <w:pStyle w:val="3"/>
+        <w:keepNext/>
       </w:pPr>
       <w:r>
         <w:t>Скриншот 4</w:t>
@@ -269,10 +281,11 @@
     </w:p>
     <w:p>
       <w:pPr>
+        <w:keepNext/>
         <w:spacing w:after="100"/>
       </w:pPr>
       <w:r>
-        <w:t>GET /api/power_components/draft — получение черновика текущего пользователя (ид не указывается).</w:t>
+        <w:t>Postman: GET /api/power_components?max_power=300, галочка у заголовка Cookie снята — запрос гостя. Ответ 200, у всех компонентов is_mine = 0: получение списка работает без авторизации.</w:t>
       </w:r>
     </w:p>
     <w:p>
@@ -284,12 +297,11 @@
         <w:rPr>
           <w:noProof/>
         </w:rPr>
-        <w:lastRenderedPageBreak/>
         <w:drawing>
-          <wp:inline distT="0" distB="0" distL="0" distR="0" wp14:anchorId="136F669C" wp14:editId="6FF8717E">
-            <wp:extent cx="6120130" cy="2090420"/>
-            <wp:effectExtent l="0" t="0" r="0" b="5080"/>
-            <wp:docPr id="657455925" name="Рисунок 1"/>
+          <wp:inline distT="0" distB="0" distL="0" distR="0" wp14:anchorId="7CF1DA14" wp14:editId="654822C8">
+            <wp:extent cx="6120130" cy="4320591"/>
+            <wp:effectExtent l="0" t="0" r="0" b="0"/>
+            <wp:docPr id="1004" name="Скриншот 4"/>
             <wp:cNvGraphicFramePr>
               <a:graphicFrameLocks xmlns:a="http://schemas.openxmlformats.org/drawingml/2006/main" noChangeAspect="1"/>
             </wp:cNvGraphicFramePr>
@@ -297,7 +309,7 @@
               <a:graphicData uri="http://schemas.openxmlformats.org/drawingml/2006/picture">
                 <pic:pic xmlns:pic="http://schemas.openxmlformats.org/drawingml/2006/picture">
                   <pic:nvPicPr>
-                    <pic:cNvPr id="657455925" name=""/>
+                    <pic:cNvPr id="1004" name="Скриншот 4"/>
                     <pic:cNvPicPr/>
                   </pic:nvPicPr>
                   <pic:blipFill>
@@ -309,11 +321,16 @@
                   <pic:spPr>
                     <a:xfrm>
                       <a:off x="0" y="0"/>
-                      <a:ext cx="6120130" cy="2090420"/>
+                      <a:ext cx="6120130" cy="4320591"/>
                     </a:xfrm>
                     <a:prstGeom prst="rect">
                       <a:avLst/>
                     </a:prstGeom>
+                    <a:ln w="6350">
+                      <a:solidFill>
+                        <a:srgbClr val="BFBFBF"/>
+                      </a:solidFill>
+                    </a:ln>
                   </pic:spPr>
                 </pic:pic>
               </a:graphicData>
@@ -325,59 +342,23 @@
     <w:p>
       <w:pPr>
         <w:pStyle w:val="3"/>
-        <w:rPr>
-          <w:lang w:val="en-US"/>
-        </w:rPr>
-      </w:pPr>
-      <w:r>
-        <w:t>Скриншот</w:t>
-      </w:r>
-      <w:r>
-        <w:rPr>
-          <w:lang w:val="en-US"/>
-        </w:rPr>
-        <w:t xml:space="preserve"> 5</w:t>
-      </w:r>
-    </w:p>
-    <w:p>
-      <w:pPr>
+        <w:keepNext/>
+      </w:pPr>
+      <w:r>
+        <w:t>Скриншот 5</w:t>
+      </w:r>
+    </w:p>
+    <w:p>
+      <w:pPr>
+        <w:keepNext/>
         <w:spacing w:after="100"/>
-        <w:rPr>
-          <w:lang w:val="en-US"/>
-        </w:rPr>
-      </w:pPr>
-      <w:r>
-        <w:rPr>
-          <w:lang w:val="en-US"/>
-        </w:rPr>
-        <w:t xml:space="preserve">PUT /api/power_components/{id}/publish — </w:t>
-      </w:r>
-      <w:r>
-        <w:t>публикация</w:t>
-      </w:r>
-      <w:r>
-        <w:rPr>
-          <w:lang w:val="en-US"/>
-        </w:rPr>
-        <w:t xml:space="preserve"> </w:t>
-      </w:r>
-      <w:r>
-        <w:t>черновика</w:t>
-      </w:r>
-      <w:r>
-        <w:rPr>
-          <w:lang w:val="en-US"/>
-        </w:rPr>
-        <w:t xml:space="preserve">: status = published, </w:t>
-      </w:r>
-      <w:r>
-        <w:t>заполнены</w:t>
-      </w:r>
-      <w:r>
-        <w:rPr>
-          <w:lang w:val="en-US"/>
-        </w:rPr>
-        <w:t xml:space="preserve"> description, power_watt, weight_gram, formed_at.</w:t>
+      </w:pPr>
+      <w:r>
+        <w:t xml:space="preserve">Тот же GET, белая галочка у заголовка Cookie: session_id={{sessionId}} стоит. Во всплывающей подсказке — значение переменной 93acddd1-…-32bba6831985, то же, </w:t>
+      </w:r>
+      <w:r>
+        <w:lastRenderedPageBreak/>
+        <w:t>что в куке браузера на скриншоте 3. Ответ 200, у своего компонента (id = 2) is_mine = 1 — пользователь определён по сессии.</w:t>
       </w:r>
     </w:p>
     <w:p>
@@ -390,10 +371,10 @@
           <w:noProof/>
         </w:rPr>
         <w:drawing>
-          <wp:inline distT="0" distB="0" distL="0" distR="0" wp14:anchorId="733F430D" wp14:editId="416EFAA8">
-            <wp:extent cx="6120130" cy="2112645"/>
-            <wp:effectExtent l="0" t="0" r="0" b="1905"/>
-            <wp:docPr id="1360951038" name="Рисунок 1"/>
+          <wp:inline distT="0" distB="0" distL="0" distR="0" wp14:anchorId="1B6B33B1" wp14:editId="7AAAC964">
+            <wp:extent cx="6120130" cy="4326591"/>
+            <wp:effectExtent l="0" t="0" r="0" b="0"/>
+            <wp:docPr id="1005" name="Скриншот 5"/>
             <wp:cNvGraphicFramePr>
               <a:graphicFrameLocks xmlns:a="http://schemas.openxmlformats.org/drawingml/2006/main" noChangeAspect="1"/>
             </wp:cNvGraphicFramePr>
@@ -401,7 +382,7 @@
               <a:graphicData uri="http://schemas.openxmlformats.org/drawingml/2006/picture">
                 <pic:pic xmlns:pic="http://schemas.openxmlformats.org/drawingml/2006/picture">
                   <pic:nvPicPr>
-                    <pic:cNvPr id="1360951038" name=""/>
+                    <pic:cNvPr id="1005" name="Скриншот 5"/>
                     <pic:cNvPicPr/>
                   </pic:nvPicPr>
                   <pic:blipFill>
@@ -413,11 +394,16 @@
                   <pic:spPr>
                     <a:xfrm>
                       <a:off x="0" y="0"/>
-                      <a:ext cx="6120130" cy="2112645"/>
+                      <a:ext cx="6120130" cy="4326591"/>
                     </a:xfrm>
                     <a:prstGeom prst="rect">
                       <a:avLst/>
                     </a:prstGeom>
+                    <a:ln w="6350">
+                      <a:solidFill>
+                        <a:srgbClr val="BFBFBF"/>
+                      </a:solidFill>
+                    </a:ln>
                   </pic:spPr>
                 </pic:pic>
               </a:graphicData>
@@ -429,6 +415,7 @@
     <w:p>
       <w:pPr>
         <w:pStyle w:val="3"/>
+        <w:keepNext/>
       </w:pPr>
       <w:r>
         <w:t>Скриншот 6</w:t>
@@ -436,10 +423,11 @@
     </w:p>
     <w:p>
       <w:pPr>
+        <w:keepNext/>
         <w:spacing w:after="100"/>
       </w:pPr>
       <w:r>
-        <w:t>GET /api/power_components/feed — лента без ид: первый опубликованный компонент, вложенный объект creator.</w:t>
+        <w:t>PUT /api/power_components/{id}/publish, галочка у заголовка Cookie снята: гость получает 401 Unauthorized с телом {"detail": "Требуется авторизация"}.</w:t>
       </w:r>
     </w:p>
     <w:p>
@@ -452,10 +440,10 @@
           <w:noProof/>
         </w:rPr>
         <w:drawing>
-          <wp:inline distT="0" distB="0" distL="0" distR="0" wp14:anchorId="6518F861" wp14:editId="18F13939">
-            <wp:extent cx="6120130" cy="2484120"/>
+          <wp:inline distT="0" distB="0" distL="0" distR="0" wp14:anchorId="04FCF519" wp14:editId="7753659E">
+            <wp:extent cx="6120130" cy="2410573"/>
             <wp:effectExtent l="0" t="0" r="0" b="0"/>
-            <wp:docPr id="1350898095" name="Рисунок 1"/>
+            <wp:docPr id="1006" name="Скриншот 6"/>
             <wp:cNvGraphicFramePr>
               <a:graphicFrameLocks xmlns:a="http://schemas.openxmlformats.org/drawingml/2006/main" noChangeAspect="1"/>
             </wp:cNvGraphicFramePr>
@@ -463,7 +451,7 @@
               <a:graphicData uri="http://schemas.openxmlformats.org/drawingml/2006/picture">
                 <pic:pic xmlns:pic="http://schemas.openxmlformats.org/drawingml/2006/picture">
                   <pic:nvPicPr>
-                    <pic:cNvPr id="1350898095" name=""/>
+                    <pic:cNvPr id="1006" name="Скриншот 6"/>
                     <pic:cNvPicPr/>
                   </pic:nvPicPr>
                   <pic:blipFill>
@@ -475,11 +463,16 @@
                   <pic:spPr>
                     <a:xfrm>
                       <a:off x="0" y="0"/>
-                      <a:ext cx="6120130" cy="2484120"/>
+                      <a:ext cx="6120130" cy="2410573"/>
                     </a:xfrm>
                     <a:prstGeom prst="rect">
                       <a:avLst/>
                     </a:prstGeom>
+                    <a:ln w="6350">
+                      <a:solidFill>
+                        <a:srgbClr val="BFBFBF"/>
+                      </a:solidFill>
+                    </a:ln>
                   </pic:spPr>
                 </pic:pic>
               </a:graphicData>
@@ -491,40 +484,36 @@
     <w:p>
       <w:pPr>
         <w:pStyle w:val="3"/>
-      </w:pPr>
-      <w:r>
+        <w:keepNext/>
+      </w:pPr>
+      <w:r>
+        <w:lastRenderedPageBreak/>
         <w:t>Скриншот 7</w:t>
       </w:r>
     </w:p>
     <w:p>
       <w:pPr>
+        <w:keepNext/>
         <w:spacing w:after="100"/>
-        <w:rPr>
-          <w:lang w:val="en-US"/>
-        </w:rPr>
-      </w:pPr>
-      <w:r>
-        <w:t>GET /api/power_components/feed?power_component_id={id}&amp;next=true — лента по ид: следующий опубликованный компонент после указанного. Это тот же метод ленты, что на скриншоте 6, с включёнными параметрами power_component_id и next.</w:t>
+      </w:pPr>
+      <w:r>
+        <w:t>Тот же PUT с кукой сессии: ответ 200, компонент id = 24 опубликован — status = published, обновлены поля description, power_watt, weight_gram, заполнена дата формирования formed_at, creator_id = 1 взят из сессии.</w:t>
       </w:r>
     </w:p>
     <w:p>
       <w:pPr>
         <w:spacing w:after="100"/>
         <w:jc w:val="center"/>
+      </w:pPr>
+      <w:r>
         <w:rPr>
-          <w:lang w:val="en-US"/>
+          <w:noProof/>
         </w:rPr>
-      </w:pPr>
-      <w:r>
-        <w:rPr>
-          <w:lang w:val="en-US"/>
-        </w:rPr>
-        <w:lastRenderedPageBreak/>
         <w:drawing>
-          <wp:inline distT="0" distB="0" distL="0" distR="0" wp14:anchorId="7E4221CD" wp14:editId="6FA5579D">
-            <wp:extent cx="6120130" cy="2505710"/>
-            <wp:effectExtent l="0" t="0" r="0" b="8890"/>
-            <wp:docPr id="1034878579" name="Рисунок 1"/>
+          <wp:inline distT="0" distB="0" distL="0" distR="0" wp14:anchorId="556E5EAD" wp14:editId="0632EB7E">
+            <wp:extent cx="6120130" cy="3121819"/>
+            <wp:effectExtent l="0" t="0" r="0" b="0"/>
+            <wp:docPr id="1007" name="Скриншот 7"/>
             <wp:cNvGraphicFramePr>
               <a:graphicFrameLocks xmlns:a="http://schemas.openxmlformats.org/drawingml/2006/main" noChangeAspect="1"/>
             </wp:cNvGraphicFramePr>
@@ -532,7 +521,7 @@
               <a:graphicData uri="http://schemas.openxmlformats.org/drawingml/2006/picture">
                 <pic:pic xmlns:pic="http://schemas.openxmlformats.org/drawingml/2006/picture">
                   <pic:nvPicPr>
-                    <pic:cNvPr id="1034878579" name=""/>
+                    <pic:cNvPr id="1007" name="Скриншот 7"/>
                     <pic:cNvPicPr/>
                   </pic:nvPicPr>
                   <pic:blipFill>
@@ -544,11 +533,16 @@
                   <pic:spPr>
                     <a:xfrm>
                       <a:off x="0" y="0"/>
-                      <a:ext cx="6120130" cy="2505710"/>
+                      <a:ext cx="6120130" cy="3121819"/>
                     </a:xfrm>
                     <a:prstGeom prst="rect">
                       <a:avLst/>
                     </a:prstGeom>
+                    <a:ln w="6350">
+                      <a:solidFill>
+                        <a:srgbClr val="BFBFBF"/>
+                      </a:solidFill>
+                    </a:ln>
                   </pic:spPr>
                 </pic:pic>
               </a:graphicData>
@@ -559,7 +553,17 @@
     </w:p>
     <w:p>
       <w:pPr>
+        <w:pStyle w:val="2"/>
+        <w:keepNext/>
+      </w:pPr>
+      <w:r>
+        <w:t>Redis</w:t>
+      </w:r>
+    </w:p>
+    <w:p>
+      <w:pPr>
         <w:pStyle w:val="3"/>
+        <w:keepNext/>
       </w:pPr>
       <w:r>
         <w:t>Скриншот 8</w:t>
@@ -567,32 +571,27 @@
     </w:p>
     <w:p>
       <w:pPr>
+        <w:keepNext/>
         <w:spacing w:after="100"/>
-        <w:rPr>
-          <w:lang w:val="en-US"/>
-        </w:rPr>
-      </w:pPr>
-      <w:r>
-        <w:t>POST /api/power_components/{id}/like — лайк от текущего пользователя (like = 1). В ответе is_liked и likes_count.</w:t>
+      </w:pPr>
+      <w:r>
+        <w:t>Содержимое Redis через командную строку: KEYS "*" — ключи сессий session:&lt;uuid&gt; (сессия из браузера и сессия пользователя, вошедшего из Postman); GET session:93acddd1-… — пользователь этой сессии {"user_id": 1, "login": "builder_ivan"}.</w:t>
       </w:r>
     </w:p>
     <w:p>
       <w:pPr>
         <w:spacing w:after="100"/>
         <w:jc w:val="center"/>
+      </w:pPr>
+      <w:r>
         <w:rPr>
-          <w:lang w:val="en-US"/>
-        </w:rPr>
-      </w:pPr>
-      <w:r>
-        <w:rPr>
-          <w:lang w:val="en-US"/>
+          <w:noProof/>
         </w:rPr>
         <w:drawing>
-          <wp:inline distT="0" distB="0" distL="0" distR="0" wp14:anchorId="5E540585" wp14:editId="3836C698">
-            <wp:extent cx="6120130" cy="1264285"/>
+          <wp:inline distT="0" distB="0" distL="0" distR="0" wp14:anchorId="6A80EFAD" wp14:editId="6F77B4CF">
+            <wp:extent cx="6120130" cy="1712018"/>
             <wp:effectExtent l="0" t="0" r="0" b="0"/>
-            <wp:docPr id="979211721" name="Рисунок 1"/>
+            <wp:docPr id="1008" name="Скриншот 8"/>
             <wp:cNvGraphicFramePr>
               <a:graphicFrameLocks xmlns:a="http://schemas.openxmlformats.org/drawingml/2006/main" noChangeAspect="1"/>
             </wp:cNvGraphicFramePr>
@@ -600,7 +599,7 @@
               <a:graphicData uri="http://schemas.openxmlformats.org/drawingml/2006/picture">
                 <pic:pic xmlns:pic="http://schemas.openxmlformats.org/drawingml/2006/picture">
                   <pic:nvPicPr>
-                    <pic:cNvPr id="979211721" name=""/>
+                    <pic:cNvPr id="1008" name="Скриншот 8"/>
                     <pic:cNvPicPr/>
                   </pic:nvPicPr>
                   <pic:blipFill>
@@ -612,11 +611,16 @@
                   <pic:spPr>
                     <a:xfrm>
                       <a:off x="0" y="0"/>
-                      <a:ext cx="6120130" cy="1264285"/>
+                      <a:ext cx="6120130" cy="1712018"/>
                     </a:xfrm>
                     <a:prstGeom prst="rect">
                       <a:avLst/>
                     </a:prstGeom>
+                    <a:ln w="6350">
+                      <a:solidFill>
+                        <a:srgbClr val="BFBFBF"/>
+                      </a:solidFill>
+                    </a:ln>
                   </pic:spPr>
                 </pic:pic>
               </a:graphicData>
@@ -627,70 +631,49 @@
     </w:p>
     <w:p>
       <w:pPr>
+        <w:pStyle w:val="2"/>
+        <w:keepNext/>
+      </w:pPr>
+      <w:r>
+        <w:t>StarUML</w:t>
+      </w:r>
+    </w:p>
+    <w:p>
+      <w:pPr>
         <w:pStyle w:val="3"/>
-        <w:rPr>
-          <w:lang w:val="en-US"/>
-        </w:rPr>
-      </w:pPr>
-      <w:r>
-        <w:t>Скриншот</w:t>
-      </w:r>
-      <w:r>
-        <w:rPr>
-          <w:lang w:val="en-US"/>
-        </w:rPr>
-        <w:t xml:space="preserve"> 9</w:t>
-      </w:r>
-    </w:p>
-    <w:p>
-      <w:pPr>
+        <w:keepNext/>
+      </w:pPr>
+      <w:r>
+        <w:t>Скриншот 9</w:t>
+      </w:r>
+    </w:p>
+    <w:p>
+      <w:pPr>
+        <w:keepNext/>
         <w:spacing w:after="100"/>
-        <w:rPr>
-          <w:lang w:val="en-US"/>
-        </w:rPr>
-      </w:pPr>
-      <w:r>
-        <w:rPr>
-          <w:lang w:val="en-US"/>
-        </w:rPr>
-        <w:t xml:space="preserve">DELETE /api/power_components/{id} — </w:t>
-      </w:r>
-      <w:r>
-        <w:t>логическое</w:t>
-      </w:r>
-      <w:r>
-        <w:rPr>
-          <w:lang w:val="en-US"/>
-        </w:rPr>
-        <w:t xml:space="preserve"> </w:t>
-      </w:r>
-      <w:r>
-        <w:t>удаление</w:t>
-      </w:r>
-      <w:r>
-        <w:rPr>
-          <w:lang w:val="en-US"/>
-        </w:rPr>
-        <w:t>: status = deleted.</w:t>
+      </w:pPr>
+      <w:r>
+        <w:t xml:space="preserve">Диаграмма последовательности: выделено сообщение 3 : GET PowerComponents(max_power). В свойствах сообщения signature = операция GET </w:t>
+      </w:r>
+      <w:r>
+        <w:lastRenderedPageBreak/>
+        <w:t>PowerComponents домена «Домен Компонент ПК» с диаграммы классов, входные данные max_power переданы через arguments.</w:t>
       </w:r>
     </w:p>
     <w:p>
       <w:pPr>
         <w:spacing w:after="100"/>
         <w:jc w:val="center"/>
+      </w:pPr>
+      <w:r>
         <w:rPr>
-          <w:lang w:val="en-US"/>
-        </w:rPr>
-      </w:pPr>
-      <w:r>
-        <w:rPr>
-          <w:lang w:val="en-US"/>
+          <w:noProof/>
         </w:rPr>
         <w:drawing>
-          <wp:inline distT="0" distB="0" distL="0" distR="0" wp14:anchorId="36BF319A" wp14:editId="3B998FE7">
-            <wp:extent cx="6120130" cy="1198880"/>
-            <wp:effectExtent l="0" t="0" r="0" b="1270"/>
-            <wp:docPr id="1073188940" name="Рисунок 1"/>
+          <wp:inline distT="0" distB="0" distL="0" distR="0" wp14:anchorId="5E6057CB" wp14:editId="3114E47C">
+            <wp:extent cx="6120130" cy="3642583"/>
+            <wp:effectExtent l="0" t="0" r="0" b="0"/>
+            <wp:docPr id="1009" name="Скриншот 9"/>
             <wp:cNvGraphicFramePr>
               <a:graphicFrameLocks xmlns:a="http://schemas.openxmlformats.org/drawingml/2006/main" noChangeAspect="1"/>
             </wp:cNvGraphicFramePr>
@@ -698,7 +681,7 @@
               <a:graphicData uri="http://schemas.openxmlformats.org/drawingml/2006/picture">
                 <pic:pic xmlns:pic="http://schemas.openxmlformats.org/drawingml/2006/picture">
                   <pic:nvPicPr>
-                    <pic:cNvPr id="1073188940" name=""/>
+                    <pic:cNvPr id="1009" name="Скриншот 9"/>
                     <pic:cNvPicPr/>
                   </pic:nvPicPr>
                   <pic:blipFill>
@@ -710,867 +693,16 @@
                   <pic:spPr>
                     <a:xfrm>
                       <a:off x="0" y="0"/>
-                      <a:ext cx="6120130" cy="1198880"/>
+                      <a:ext cx="6120130" cy="3642583"/>
                     </a:xfrm>
                     <a:prstGeom prst="rect">
                       <a:avLst/>
                     </a:prstGeom>
-                  </pic:spPr>
-                </pic:pic>
-              </a:graphicData>
-            </a:graphic>
-          </wp:inline>
-        </w:drawing>
-      </w:r>
-    </w:p>
-    <w:p>
-      <w:pPr>
-        <w:pStyle w:val="3"/>
-      </w:pPr>
-      <w:r>
-        <w:t>Скриншот 10</w:t>
-      </w:r>
-    </w:p>
-    <w:p>
-      <w:pPr>
-        <w:spacing w:after="100"/>
-        <w:rPr>
-          <w:lang w:val="en-US"/>
-        </w:rPr>
-      </w:pPr>
-      <w:r>
-        <w:t>POST /api/users/register — регистрация нового пользователя, ответ 201 (пароль в ответ не попадает).</w:t>
-      </w:r>
-    </w:p>
-    <w:p>
-      <w:pPr>
-        <w:spacing w:after="100"/>
-        <w:jc w:val="center"/>
-        <w:rPr>
-          <w:lang w:val="en-US"/>
-        </w:rPr>
-      </w:pPr>
-      <w:r>
-        <w:rPr>
-          <w:lang w:val="en-US"/>
-        </w:rPr>
-        <w:drawing>
-          <wp:inline distT="0" distB="0" distL="0" distR="0" wp14:anchorId="6E90B7C6" wp14:editId="1D4490FC">
-            <wp:extent cx="6120130" cy="1265555"/>
-            <wp:effectExtent l="0" t="0" r="0" b="0"/>
-            <wp:docPr id="620514531" name="Рисунок 1"/>
-            <wp:cNvGraphicFramePr>
-              <a:graphicFrameLocks xmlns:a="http://schemas.openxmlformats.org/drawingml/2006/main" noChangeAspect="1"/>
-            </wp:cNvGraphicFramePr>
-            <a:graphic xmlns:a="http://schemas.openxmlformats.org/drawingml/2006/main">
-              <a:graphicData uri="http://schemas.openxmlformats.org/drawingml/2006/picture">
-                <pic:pic xmlns:pic="http://schemas.openxmlformats.org/drawingml/2006/picture">
-                  <pic:nvPicPr>
-                    <pic:cNvPr id="620514531" name=""/>
-                    <pic:cNvPicPr/>
-                  </pic:nvPicPr>
-                  <pic:blipFill>
-                    <a:blip r:embed="rId15"/>
-                    <a:stretch>
-                      <a:fillRect/>
-                    </a:stretch>
-                  </pic:blipFill>
-                  <pic:spPr>
-                    <a:xfrm>
-                      <a:off x="0" y="0"/>
-                      <a:ext cx="6120130" cy="1265555"/>
-                    </a:xfrm>
-                    <a:prstGeom prst="rect">
-                      <a:avLst/>
-                    </a:prstGeom>
-                  </pic:spPr>
-                </pic:pic>
-              </a:graphicData>
-            </a:graphic>
-          </wp:inline>
-        </w:drawing>
-      </w:r>
-    </w:p>
-    <w:p>
-      <w:pPr>
-        <w:pStyle w:val="2"/>
-      </w:pPr>
-      <w:r>
-        <w:t>Adminer</w:t>
-      </w:r>
-    </w:p>
-    <w:p>
-      <w:pPr>
-        <w:pStyle w:val="3"/>
-      </w:pPr>
-      <w:r>
-        <w:lastRenderedPageBreak/>
-        <w:t>Скриншот 11</w:t>
-      </w:r>
-    </w:p>
-    <w:p>
-      <w:pPr>
-        <w:spacing w:after="100"/>
-        <w:rPr>
-          <w:lang w:val="en-US"/>
-        </w:rPr>
-      </w:pPr>
-      <w:r>
-        <w:t>SELECT по таблице power_components: новая запись с image_url и video_url из MinIO, formed_at после публикации и status = deleted после удаления.</w:t>
-      </w:r>
-    </w:p>
-    <w:p>
-      <w:pPr>
-        <w:spacing w:after="100"/>
-        <w:rPr>
-          <w:lang w:val="en-US"/>
-        </w:rPr>
-      </w:pPr>
-      <w:r>
-        <w:rPr>
-          <w:lang w:val="en-US"/>
-        </w:rPr>
-        <w:drawing>
-          <wp:inline distT="0" distB="0" distL="0" distR="0" wp14:anchorId="3962D38F" wp14:editId="5A921980">
-            <wp:extent cx="6120130" cy="1203325"/>
-            <wp:effectExtent l="0" t="0" r="0" b="0"/>
-            <wp:docPr id="2139313204" name="Рисунок 1"/>
-            <wp:cNvGraphicFramePr>
-              <a:graphicFrameLocks xmlns:a="http://schemas.openxmlformats.org/drawingml/2006/main" noChangeAspect="1"/>
-            </wp:cNvGraphicFramePr>
-            <a:graphic xmlns:a="http://schemas.openxmlformats.org/drawingml/2006/main">
-              <a:graphicData uri="http://schemas.openxmlformats.org/drawingml/2006/picture">
-                <pic:pic xmlns:pic="http://schemas.openxmlformats.org/drawingml/2006/picture">
-                  <pic:nvPicPr>
-                    <pic:cNvPr id="2139313204" name=""/>
-                    <pic:cNvPicPr/>
-                  </pic:nvPicPr>
-                  <pic:blipFill>
-                    <a:blip r:embed="rId16"/>
-                    <a:stretch>
-                      <a:fillRect/>
-                    </a:stretch>
-                  </pic:blipFill>
-                  <pic:spPr>
-                    <a:xfrm>
-                      <a:off x="0" y="0"/>
-                      <a:ext cx="6120130" cy="1203325"/>
-                    </a:xfrm>
-                    <a:prstGeom prst="rect">
-                      <a:avLst/>
-                    </a:prstGeom>
-                  </pic:spPr>
-                </pic:pic>
-              </a:graphicData>
-            </a:graphic>
-          </wp:inline>
-        </w:drawing>
-      </w:r>
-    </w:p>
-    <w:p>
-      <w:pPr>
-        <w:pStyle w:val="3"/>
-      </w:pPr>
-      <w:r>
-        <w:t>Скриншот</w:t>
-      </w:r>
-      <w:r>
-        <w:t xml:space="preserve"> 12</w:t>
-      </w:r>
-    </w:p>
-    <w:p>
-      <w:pPr>
-        <w:spacing w:after="100"/>
-        <w:rPr>
-          <w:lang w:val="en-US"/>
-        </w:rPr>
-      </w:pPr>
-      <w:r>
-        <w:rPr>
-          <w:lang w:val="en-US"/>
-        </w:rPr>
-        <w:t>SELECT</w:t>
-      </w:r>
-      <w:r>
-        <w:t xml:space="preserve"> </w:t>
-      </w:r>
-      <w:r>
-        <w:t>по</w:t>
-      </w:r>
-      <w:r>
-        <w:t xml:space="preserve"> </w:t>
-      </w:r>
-      <w:r>
-        <w:t>таблице</w:t>
-      </w:r>
-      <w:r>
-        <w:t xml:space="preserve"> </w:t>
-      </w:r>
-      <w:r>
-        <w:rPr>
-          <w:lang w:val="en-US"/>
-        </w:rPr>
-        <w:t>power</w:t>
-      </w:r>
-      <w:r>
-        <w:t>_</w:t>
-      </w:r>
-      <w:r>
-        <w:rPr>
-          <w:lang w:val="en-US"/>
-        </w:rPr>
-        <w:t>component</w:t>
-      </w:r>
-      <w:r>
-        <w:t>_</w:t>
-      </w:r>
-      <w:r>
-        <w:rPr>
-          <w:lang w:val="en-US"/>
-        </w:rPr>
-        <w:t>likes</w:t>
-      </w:r>
-      <w:r>
-        <w:t xml:space="preserve">: </w:t>
-      </w:r>
-      <w:r>
-        <w:t>лайк</w:t>
-      </w:r>
-      <w:r>
-        <w:t xml:space="preserve"> </w:t>
-      </w:r>
-      <w:r>
-        <w:t>текущего</w:t>
-      </w:r>
-      <w:r>
-        <w:t xml:space="preserve"> </w:t>
-      </w:r>
-      <w:r>
-        <w:t>пользователя</w:t>
-      </w:r>
-      <w:r>
-        <w:t xml:space="preserve"> (</w:t>
-      </w:r>
-      <w:r>
-        <w:rPr>
-          <w:lang w:val="en-US"/>
-        </w:rPr>
-        <w:t>user</w:t>
-      </w:r>
-      <w:r>
-        <w:t>_</w:t>
-      </w:r>
-      <w:r>
-        <w:rPr>
-          <w:lang w:val="en-US"/>
-        </w:rPr>
-        <w:t>id</w:t>
-      </w:r>
-      <w:r>
-        <w:t xml:space="preserve"> = 1).</w:t>
-      </w:r>
-    </w:p>
-    <w:p>
-      <w:pPr>
-        <w:spacing w:after="100"/>
-        <w:jc w:val="center"/>
-        <w:rPr>
-          <w:lang w:val="en-US"/>
-        </w:rPr>
-      </w:pPr>
-      <w:r>
-        <w:rPr>
-          <w:lang w:val="en-US"/>
-        </w:rPr>
-        <w:drawing>
-          <wp:inline distT="0" distB="0" distL="0" distR="0" wp14:anchorId="2EAB8872" wp14:editId="059E4BF1">
-            <wp:extent cx="5020376" cy="3086531"/>
-            <wp:effectExtent l="0" t="0" r="8890" b="0"/>
-            <wp:docPr id="126873027" name="Рисунок 1"/>
-            <wp:cNvGraphicFramePr>
-              <a:graphicFrameLocks xmlns:a="http://schemas.openxmlformats.org/drawingml/2006/main" noChangeAspect="1"/>
-            </wp:cNvGraphicFramePr>
-            <a:graphic xmlns:a="http://schemas.openxmlformats.org/drawingml/2006/main">
-              <a:graphicData uri="http://schemas.openxmlformats.org/drawingml/2006/picture">
-                <pic:pic xmlns:pic="http://schemas.openxmlformats.org/drawingml/2006/picture">
-                  <pic:nvPicPr>
-                    <pic:cNvPr id="126873027" name=""/>
-                    <pic:cNvPicPr/>
-                  </pic:nvPicPr>
-                  <pic:blipFill>
-                    <a:blip r:embed="rId17"/>
-                    <a:stretch>
-                      <a:fillRect/>
-                    </a:stretch>
-                  </pic:blipFill>
-                  <pic:spPr>
-                    <a:xfrm>
-                      <a:off x="0" y="0"/>
-                      <a:ext cx="5020376" cy="3086531"/>
-                    </a:xfrm>
-                    <a:prstGeom prst="rect">
-                      <a:avLst/>
-                    </a:prstGeom>
-                  </pic:spPr>
-                </pic:pic>
-              </a:graphicData>
-            </a:graphic>
-          </wp:inline>
-        </w:drawing>
-      </w:r>
-    </w:p>
-    <w:p>
-      <w:pPr>
-        <w:pStyle w:val="3"/>
-      </w:pPr>
-      <w:r>
-        <w:t>Скриншот 13</w:t>
-      </w:r>
-    </w:p>
-    <w:p>
-      <w:pPr>
-        <w:spacing w:after="100"/>
-        <w:rPr>
-          <w:lang w:val="en-US"/>
-        </w:rPr>
-      </w:pPr>
-      <w:r>
-        <w:t>SELECT по таблице users: новый пользователь после регистрации, пароль хранится в виде хеша PBKDF2.</w:t>
-      </w:r>
-    </w:p>
-    <w:p>
-      <w:pPr>
-        <w:spacing w:after="100"/>
-        <w:jc w:val="center"/>
-        <w:rPr>
-          <w:lang w:val="en-US"/>
-        </w:rPr>
-      </w:pPr>
-      <w:r>
-        <w:rPr>
-          <w:lang w:val="en-US"/>
-        </w:rPr>
-        <w:drawing>
-          <wp:inline distT="0" distB="0" distL="0" distR="0" wp14:anchorId="4DE3F518" wp14:editId="774022BC">
-            <wp:extent cx="6120130" cy="908685"/>
-            <wp:effectExtent l="0" t="0" r="0" b="5715"/>
-            <wp:docPr id="1887687714" name="Рисунок 1"/>
-            <wp:cNvGraphicFramePr>
-              <a:graphicFrameLocks xmlns:a="http://schemas.openxmlformats.org/drawingml/2006/main" noChangeAspect="1"/>
-            </wp:cNvGraphicFramePr>
-            <a:graphic xmlns:a="http://schemas.openxmlformats.org/drawingml/2006/main">
-              <a:graphicData uri="http://schemas.openxmlformats.org/drawingml/2006/picture">
-                <pic:pic xmlns:pic="http://schemas.openxmlformats.org/drawingml/2006/picture">
-                  <pic:nvPicPr>
-                    <pic:cNvPr id="1887687714" name=""/>
-                    <pic:cNvPicPr/>
-                  </pic:nvPicPr>
-                  <pic:blipFill>
-                    <a:blip r:embed="rId18"/>
-                    <a:stretch>
-                      <a:fillRect/>
-                    </a:stretch>
-                  </pic:blipFill>
-                  <pic:spPr>
-                    <a:xfrm>
-                      <a:off x="0" y="0"/>
-                      <a:ext cx="6120130" cy="908685"/>
-                    </a:xfrm>
-                    <a:prstGeom prst="rect">
-                      <a:avLst/>
-                    </a:prstGeom>
-                  </pic:spPr>
-                </pic:pic>
-              </a:graphicData>
-            </a:graphic>
-          </wp:inline>
-        </w:drawing>
-      </w:r>
-    </w:p>
-    <w:p>
-      <w:pPr>
-        <w:pStyle w:val="2"/>
-        <w:rPr>
-          <w:lang w:val="en-US"/>
-        </w:rPr>
-      </w:pPr>
-      <w:r>
-        <w:t>Код</w:t>
-      </w:r>
-    </w:p>
-    <w:p>
-      <w:pPr>
-        <w:pStyle w:val="3"/>
-        <w:rPr>
-          <w:lang w:val="en-US"/>
-        </w:rPr>
-      </w:pPr>
-      <w:r>
-        <w:t>Скриншот</w:t>
-      </w:r>
-      <w:r>
-        <w:rPr>
-          <w:lang w:val="en-US"/>
-        </w:rPr>
-        <w:t xml:space="preserve"> 14</w:t>
-      </w:r>
-    </w:p>
-    <w:p>
-      <w:pPr>
-        <w:spacing w:after="100"/>
-        <w:rPr>
-          <w:lang w:val="en-US"/>
-        </w:rPr>
-      </w:pPr>
-      <w:r>
-        <w:t>Модели</w:t>
-      </w:r>
-      <w:r>
-        <w:rPr>
-          <w:lang w:val="en-US"/>
-        </w:rPr>
-        <w:t xml:space="preserve"> SQLAlchemy: models/power_component.py (PowerComponent), models/user.py, models/power_component_like.py.</w:t>
-      </w:r>
-    </w:p>
-    <w:p>
-      <w:pPr>
-        <w:spacing w:after="100"/>
-        <w:rPr>
-          <w:lang w:val="en-US"/>
-        </w:rPr>
-      </w:pPr>
-      <w:r>
-        <w:rPr>
-          <w:lang w:val="en-US"/>
-        </w:rPr>
-        <w:lastRenderedPageBreak/>
-        <w:drawing>
-          <wp:inline distT="0" distB="0" distL="0" distR="0" wp14:anchorId="4346952D" wp14:editId="2932176E">
-            <wp:extent cx="6120130" cy="3407410"/>
-            <wp:effectExtent l="0" t="0" r="0" b="2540"/>
-            <wp:docPr id="1270827588" name="Рисунок 1"/>
-            <wp:cNvGraphicFramePr>
-              <a:graphicFrameLocks xmlns:a="http://schemas.openxmlformats.org/drawingml/2006/main" noChangeAspect="1"/>
-            </wp:cNvGraphicFramePr>
-            <a:graphic xmlns:a="http://schemas.openxmlformats.org/drawingml/2006/main">
-              <a:graphicData uri="http://schemas.openxmlformats.org/drawingml/2006/picture">
-                <pic:pic xmlns:pic="http://schemas.openxmlformats.org/drawingml/2006/picture">
-                  <pic:nvPicPr>
-                    <pic:cNvPr id="1270827588" name=""/>
-                    <pic:cNvPicPr/>
-                  </pic:nvPicPr>
-                  <pic:blipFill>
-                    <a:blip r:embed="rId19"/>
-                    <a:stretch>
-                      <a:fillRect/>
-                    </a:stretch>
-                  </pic:blipFill>
-                  <pic:spPr>
-                    <a:xfrm>
-                      <a:off x="0" y="0"/>
-                      <a:ext cx="6120130" cy="3407410"/>
-                    </a:xfrm>
-                    <a:prstGeom prst="rect">
-                      <a:avLst/>
-                    </a:prstGeom>
-                  </pic:spPr>
-                </pic:pic>
-              </a:graphicData>
-            </a:graphic>
-          </wp:inline>
-        </w:drawing>
-      </w:r>
-    </w:p>
-    <w:p>
-      <w:pPr>
-        <w:pStyle w:val="3"/>
-      </w:pPr>
-      <w:r>
-        <w:t>Скриншот</w:t>
-      </w:r>
-      <w:r>
-        <w:t xml:space="preserve"> 15</w:t>
-      </w:r>
-    </w:p>
-    <w:p>
-      <w:pPr>
-        <w:spacing w:after="100"/>
-        <w:rPr>
-          <w:lang w:val="en-US"/>
-        </w:rPr>
-      </w:pPr>
-      <w:r>
-        <w:t>Сериализаторы Pydantic: schemas/power_component.py (ответы и входные данные компонентов, признаки is_mine и is_liked) и schemas/user.py.</w:t>
-      </w:r>
-    </w:p>
-    <w:p>
-      <w:pPr>
-        <w:spacing w:after="100"/>
-        <w:rPr>
-          <w:lang w:val="en-US"/>
-        </w:rPr>
-      </w:pPr>
-      <w:r>
-        <w:rPr>
-          <w:lang w:val="en-US"/>
-        </w:rPr>
-        <w:lastRenderedPageBreak/>
-        <w:drawing>
-          <wp:inline distT="0" distB="0" distL="0" distR="0" wp14:anchorId="50DB97C6" wp14:editId="10191128">
-            <wp:extent cx="6120130" cy="5524500"/>
-            <wp:effectExtent l="0" t="0" r="0" b="0"/>
-            <wp:docPr id="2147038772" name="Рисунок 1"/>
-            <wp:cNvGraphicFramePr>
-              <a:graphicFrameLocks xmlns:a="http://schemas.openxmlformats.org/drawingml/2006/main" noChangeAspect="1"/>
-            </wp:cNvGraphicFramePr>
-            <a:graphic xmlns:a="http://schemas.openxmlformats.org/drawingml/2006/main">
-              <a:graphicData uri="http://schemas.openxmlformats.org/drawingml/2006/picture">
-                <pic:pic xmlns:pic="http://schemas.openxmlformats.org/drawingml/2006/picture">
-                  <pic:nvPicPr>
-                    <pic:cNvPr id="2147038772" name=""/>
-                    <pic:cNvPicPr/>
-                  </pic:nvPicPr>
-                  <pic:blipFill>
-                    <a:blip r:embed="rId20"/>
-                    <a:stretch>
-                      <a:fillRect/>
-                    </a:stretch>
-                  </pic:blipFill>
-                  <pic:spPr>
-                    <a:xfrm>
-                      <a:off x="0" y="0"/>
-                      <a:ext cx="6120130" cy="5524500"/>
-                    </a:xfrm>
-                    <a:prstGeom prst="rect">
-                      <a:avLst/>
-                    </a:prstGeom>
-                  </pic:spPr>
-                </pic:pic>
-              </a:graphicData>
-            </a:graphic>
-          </wp:inline>
-        </w:drawing>
-      </w:r>
-    </w:p>
-    <w:p>
-      <w:pPr>
-        <w:pStyle w:val="3"/>
-      </w:pPr>
-      <w:r>
-        <w:t>Скриншот</w:t>
-      </w:r>
-      <w:r>
-        <w:t xml:space="preserve"> 16</w:t>
-      </w:r>
-    </w:p>
-    <w:p>
-      <w:pPr>
-        <w:spacing w:after="100"/>
-        <w:rPr>
-          <w:lang w:val="en-US"/>
-        </w:rPr>
-      </w:pPr>
-      <w:r>
-        <w:t>Функция</w:t>
-      </w:r>
-      <w:r>
-        <w:t>-</w:t>
-      </w:r>
-      <w:r>
-        <w:rPr>
-          <w:lang w:val="en-US"/>
-        </w:rPr>
-        <w:t>singleton</w:t>
-      </w:r>
-      <w:r>
-        <w:t xml:space="preserve"> </w:t>
-      </w:r>
-      <w:r>
-        <w:rPr>
-          <w:lang w:val="en-US"/>
-        </w:rPr>
-        <w:t>core</w:t>
-      </w:r>
-      <w:r>
-        <w:t>/</w:t>
-      </w:r>
-      <w:r>
-        <w:rPr>
-          <w:lang w:val="en-US"/>
-        </w:rPr>
-        <w:t>current</w:t>
-      </w:r>
-      <w:r>
-        <w:t>_</w:t>
-      </w:r>
-      <w:r>
-        <w:rPr>
-          <w:lang w:val="en-US"/>
-        </w:rPr>
-        <w:t>user</w:t>
-      </w:r>
-      <w:r>
-        <w:t>.</w:t>
-      </w:r>
-      <w:r>
-        <w:rPr>
-          <w:lang w:val="en-US"/>
-        </w:rPr>
-        <w:t>py</w:t>
-      </w:r>
-      <w:r>
-        <w:t xml:space="preserve"> (</w:t>
-      </w:r>
-      <w:r>
-        <w:rPr>
-          <w:lang w:val="en-US"/>
-        </w:rPr>
-        <w:t>CREATOR</w:t>
-      </w:r>
-      <w:r>
-        <w:t>_</w:t>
-      </w:r>
-      <w:r>
-        <w:rPr>
-          <w:lang w:val="en-US"/>
-        </w:rPr>
-        <w:t>ID</w:t>
-      </w:r>
-      <w:r>
-        <w:t xml:space="preserve"> = 1) </w:t>
-      </w:r>
-      <w:r>
-        <w:t>и</w:t>
-      </w:r>
-      <w:r>
-        <w:t xml:space="preserve"> </w:t>
-      </w:r>
-      <w:r>
-        <w:t>её</w:t>
-      </w:r>
-      <w:r>
-        <w:t xml:space="preserve"> </w:t>
-      </w:r>
-      <w:r>
-        <w:t>использование</w:t>
-      </w:r>
-      <w:r>
-        <w:t xml:space="preserve"> </w:t>
-      </w:r>
-      <w:r>
-        <w:t>в</w:t>
-      </w:r>
-      <w:r>
-        <w:t xml:space="preserve"> </w:t>
-      </w:r>
-      <w:r>
-        <w:t>методах</w:t>
-      </w:r>
-      <w:r>
-        <w:t xml:space="preserve"> </w:t>
-      </w:r>
-      <w:r>
-        <w:t>через</w:t>
-      </w:r>
-      <w:r>
-        <w:t xml:space="preserve"> </w:t>
-      </w:r>
-      <w:r>
-        <w:rPr>
-          <w:lang w:val="en-US"/>
-        </w:rPr>
-        <w:t>Depends</w:t>
-      </w:r>
-      <w:r>
-        <w:t>(</w:t>
-      </w:r>
-      <w:r>
-        <w:rPr>
-          <w:lang w:val="en-US"/>
-        </w:rPr>
-        <w:t>get</w:t>
-      </w:r>
-      <w:r>
-        <w:t>_</w:t>
-      </w:r>
-      <w:r>
-        <w:rPr>
-          <w:lang w:val="en-US"/>
-        </w:rPr>
-        <w:t>current</w:t>
-      </w:r>
-      <w:r>
-        <w:t>_</w:t>
-      </w:r>
-      <w:r>
-        <w:rPr>
-          <w:lang w:val="en-US"/>
-        </w:rPr>
-        <w:t>user</w:t>
-      </w:r>
-      <w:r>
-        <w:t xml:space="preserve">) </w:t>
-      </w:r>
-      <w:r>
-        <w:t>в</w:t>
-      </w:r>
-      <w:r>
-        <w:t xml:space="preserve"> </w:t>
-      </w:r>
-      <w:r>
-        <w:rPr>
-          <w:lang w:val="en-US"/>
-        </w:rPr>
-        <w:t>api</w:t>
-      </w:r>
-      <w:r>
-        <w:t>/</w:t>
-      </w:r>
-      <w:r>
-        <w:rPr>
-          <w:lang w:val="en-US"/>
-        </w:rPr>
-        <w:t>power</w:t>
-      </w:r>
-      <w:r>
-        <w:t>_</w:t>
-      </w:r>
-      <w:r>
-        <w:rPr>
-          <w:lang w:val="en-US"/>
-        </w:rPr>
-        <w:t>components</w:t>
-      </w:r>
-      <w:r>
-        <w:t>_</w:t>
-      </w:r>
-      <w:r>
-        <w:rPr>
-          <w:lang w:val="en-US"/>
-        </w:rPr>
-        <w:t>api</w:t>
-      </w:r>
-      <w:r>
-        <w:t>.</w:t>
-      </w:r>
-      <w:r>
-        <w:rPr>
-          <w:lang w:val="en-US"/>
-        </w:rPr>
-        <w:t>py</w:t>
-      </w:r>
-      <w:r>
-        <w:t>.</w:t>
-      </w:r>
-    </w:p>
-    <w:p>
-      <w:pPr>
-        <w:spacing w:after="100"/>
-        <w:rPr>
-          <w:lang w:val="en-US"/>
-        </w:rPr>
-      </w:pPr>
-      <w:r>
-        <w:rPr>
-          <w:lang w:val="en-US"/>
-        </w:rPr>
-        <w:lastRenderedPageBreak/>
-        <w:drawing>
-          <wp:inline distT="0" distB="0" distL="0" distR="0" wp14:anchorId="68C69388" wp14:editId="2725C95D">
-            <wp:extent cx="6120130" cy="3423920"/>
-            <wp:effectExtent l="0" t="0" r="0" b="5080"/>
-            <wp:docPr id="921948203" name="Рисунок 1"/>
-            <wp:cNvGraphicFramePr>
-              <a:graphicFrameLocks xmlns:a="http://schemas.openxmlformats.org/drawingml/2006/main" noChangeAspect="1"/>
-            </wp:cNvGraphicFramePr>
-            <a:graphic xmlns:a="http://schemas.openxmlformats.org/drawingml/2006/main">
-              <a:graphicData uri="http://schemas.openxmlformats.org/drawingml/2006/picture">
-                <pic:pic xmlns:pic="http://schemas.openxmlformats.org/drawingml/2006/picture">
-                  <pic:nvPicPr>
-                    <pic:cNvPr id="921948203" name=""/>
-                    <pic:cNvPicPr/>
-                  </pic:nvPicPr>
-                  <pic:blipFill>
-                    <a:blip r:embed="rId21"/>
-                    <a:stretch>
-                      <a:fillRect/>
-                    </a:stretch>
-                  </pic:blipFill>
-                  <pic:spPr>
-                    <a:xfrm>
-                      <a:off x="0" y="0"/>
-                      <a:ext cx="6120130" cy="3423920"/>
-                    </a:xfrm>
-                    <a:prstGeom prst="rect">
-                      <a:avLst/>
-                    </a:prstGeom>
-                  </pic:spPr>
-                </pic:pic>
-              </a:graphicData>
-            </a:graphic>
-          </wp:inline>
-        </w:drawing>
-      </w:r>
-    </w:p>
-    <w:p>
-      <w:pPr>
-        <w:pStyle w:val="3"/>
-      </w:pPr>
-      <w:r>
-        <w:t>Скриншот 17</w:t>
-      </w:r>
-    </w:p>
-    <w:p>
-      <w:pPr>
-        <w:spacing w:after="100"/>
-        <w:rPr>
-          <w:lang w:val="en-US"/>
-        </w:rPr>
-      </w:pPr>
-      <w:r>
-        <w:t>README.md: описание HTTP-методов (URL, входные и выходные данные) и таблиц БД с полями.</w:t>
-      </w:r>
-    </w:p>
-    <w:p>
-      <w:pPr>
-        <w:spacing w:after="100"/>
-        <w:rPr>
-          <w:lang w:val="en-US"/>
-        </w:rPr>
-      </w:pPr>
-      <w:r>
-        <w:rPr>
-          <w:lang w:val="en-US"/>
-        </w:rPr>
-        <w:drawing>
-          <wp:inline distT="0" distB="0" distL="0" distR="0" wp14:anchorId="767D9DAE" wp14:editId="6C30F4D3">
-            <wp:extent cx="6120130" cy="3495040"/>
-            <wp:effectExtent l="0" t="0" r="0" b="0"/>
-            <wp:docPr id="758461036" name="Рисунок 1"/>
-            <wp:cNvGraphicFramePr>
-              <a:graphicFrameLocks xmlns:a="http://schemas.openxmlformats.org/drawingml/2006/main" noChangeAspect="1"/>
-            </wp:cNvGraphicFramePr>
-            <a:graphic xmlns:a="http://schemas.openxmlformats.org/drawingml/2006/main">
-              <a:graphicData uri="http://schemas.openxmlformats.org/drawingml/2006/picture">
-                <pic:pic xmlns:pic="http://schemas.openxmlformats.org/drawingml/2006/picture">
-                  <pic:nvPicPr>
-                    <pic:cNvPr id="758461036" name=""/>
-                    <pic:cNvPicPr/>
-                  </pic:nvPicPr>
-                  <pic:blipFill>
-                    <a:blip r:embed="rId22"/>
-                    <a:stretch>
-                      <a:fillRect/>
-                    </a:stretch>
-                  </pic:blipFill>
-                  <pic:spPr>
-                    <a:xfrm>
-                      <a:off x="0" y="0"/>
-                      <a:ext cx="6120130" cy="3495040"/>
-                    </a:xfrm>
-                    <a:prstGeom prst="rect">
-                      <a:avLst/>
-                    </a:prstGeom>
+                    <a:ln w="6350">
+                      <a:solidFill>
+                        <a:srgbClr val="BFBFBF"/>
+                      </a:solidFill>
+                    </a:ln>
                   </pic:spPr>
                 </pic:pic>
               </a:graphicData>

--- a/lab4-screenshots.docx
+++ b/lab4-screenshots.docx
@@ -37,7 +37,7 @@
           <w:b/>
           <w:bCs/>
         </w:rPr>
-        <w:t>Порядок показа — скриншоты 1-9</w:t>
+        <w:t>Порядок показа – скриншоты 1-9</w:t>
       </w:r>
     </w:p>
     <w:p>
@@ -64,7 +64,7 @@
         <w:spacing w:after="100"/>
       </w:pPr>
       <w:r>
-        <w:t>Swagger в режиме инкогнито: POST /api/users/login — аутентификация пользователя builder_ivan. Ответ 200 с id и login, сессия создана в Redis. Кука session_id приходит в заголовке Set-Cookie: браузер сохраняет её сам и не отдаёт скриптам</w:t>
+        <w:t>Swagger в режиме инкогнито: POST /api/users/login – аутентификация пользователя builder_ivan. Ответ 200 с id и login, сессия создана в Redis. Кука session_id приходит в заголовке Set-Cookie: браузер сохраняет её сам и не отдаёт скриптам</w:t>
       </w:r>
       <w:r>
         <w:t>.</w:t>
@@ -136,7 +136,7 @@
         <w:spacing w:after="100"/>
       </w:pPr>
       <w:r>
-        <w:t>Swagger: GET /api/power_components?max_power=200 — получение списка услуг (компонентов ПК) с фильтром по мощности. После входа браузер сам отправляет куку сессии, поэтому у своих компонентов is_mine = 1.</w:t>
+        <w:t>Swagger: GET /api/power_components?max_power=200 – получение списка услуг (компонентов ПК) с фильтром по мощности. После входа браузер сам отправляет куку сессии, поэтому у своих компонентов is_mine = 1.</w:t>
       </w:r>
     </w:p>
     <w:p>
@@ -285,7 +285,7 @@
         <w:spacing w:after="100"/>
       </w:pPr>
       <w:r>
-        <w:t>Postman: GET /api/power_components?max_power=300, галочка у заголовка Cookie снята — запрос гостя. Ответ 200, у всех компонентов is_mine = 0: получение списка работает без авторизации.</w:t>
+        <w:t>Postman: GET /api/power_components?max_power=300, галочка у заголовка Cookie снята – запрос гостя. Ответ 200, у всех компонентов is_mine = 0: получение списка работает без авторизации.</w:t>
       </w:r>
     </w:p>
     <w:p>
@@ -354,11 +354,10 @@
         <w:spacing w:after="100"/>
       </w:pPr>
       <w:r>
-        <w:t xml:space="preserve">Тот же GET, белая галочка у заголовка Cookie: session_id={{sessionId}} стоит. Во всплывающей подсказке — значение переменной 93acddd1-…-32bba6831985, то же, </w:t>
-      </w:r>
-      <w:r>
-        <w:lastRenderedPageBreak/>
-        <w:t>что в куке браузера на скриншоте 3. Ответ 200, у своего компонента (id = 2) is_mine = 1 — пользователь определён по сессии.</w:t>
+        <w:t xml:space="preserve">Тот же GET, белая галочка у заголовка Cookie стоит. Значение заголовка session_id=93acddd1-…-32bba6831985 вставлено без переменных, </w:t>
+      </w:r>
+      <w:r>
+        <w:t>то же, что в куке браузера на скриншоте 3. Ответ 200, у своего компонента (id = 2) is_mine = 1 – пользователь определён по сессии.</w:t>
       </w:r>
     </w:p>
     <w:p>
@@ -497,7 +496,7 @@
         <w:spacing w:after="100"/>
       </w:pPr>
       <w:r>
-        <w:t>Тот же PUT с кукой сессии: ответ 200, компонент id = 24 опубликован — status = published, обновлены поля description, power_watt, weight_gram, заполнена дата формирования formed_at, creator_id = 1 взят из сессии.</w:t>
+        <w:t>Тот же PUT с кукой сессии: ответ 200, компонент id = 24 опубликован – status = published, обновлены поля description, power_watt, weight_gram, заполнена дата формирования formed_at, creator_id = 1 взят из сессии.</w:t>
       </w:r>
     </w:p>
     <w:p>
@@ -575,7 +574,7 @@
         <w:spacing w:after="100"/>
       </w:pPr>
       <w:r>
-        <w:t>Содержимое Redis через командную строку: KEYS "*" — ключи сессий session:&lt;uuid&gt; (сессия из браузера и сессия пользователя, вошедшего из Postman); GET session:93acddd1-… — пользователь этой сессии {"user_id": 1, "login": "builder_ivan"}.</w:t>
+        <w:t>Содержимое Redis через командную строку: KEYS "*" – ключи сессий session:&lt;uuid&gt; (сессия из браузера и сессия пользователя, вошедшего из Postman); GET session:93acddd1-… – пользователь этой сессии {"user_id": 1, "login": "builder_ivan"}.</w:t>
       </w:r>
     </w:p>
     <w:p>
